--- a/docs/msa3_member_guides/3_Lopez_Weather/B3_Guide_Weather_Lopez.docx
+++ b/docs/msa3_member_guides/3_Lopez_Weather/B3_Guide_Weather_Lopez.docx
@@ -98,7 +98,7 @@
           <w:color w:val="1F2933"/>
           <w:sz w:val="22"/>
         </w:rPr>
-        <w:t xml:space="preserve"> for the whole run: one number per run. That is the weather design we locked on 18 September (the August manuscript still shows an older random “η” version; ignore it).</w:t>
+        <w:t xml:space="preserve"> for the whole run: one number per run. This is how RL studies model weather: Wang &amp; Sun 2023 (a bus MARL paper) scale every bus's cruising speed once per run, and Da et al. 2023/2024 and Turnau et al. 2025 (a MARL paper) apply one set of rain settings to every vehicle. The sizes come from the US Federal Highway Administration (FHWA). The August manuscript still shows an older random “η” version; ignore it.</w:t>
       </w:r>
     </w:p>
     <w:p>
@@ -1163,7 +1163,7 @@
           <w:color w:val="1F2933"/>
           <w:sz w:val="22"/>
         </w:rPr>
-        <w:t>s = 0 (baseline), 0.053 (light rain), 0.063 (moderate), 0.074 (heavy), 0.25 (extreme rainstorm).</w:t>
+        <w:t>s = 0 (baseline), 0.03 (light rain), 0.075 (heavy rain), 0.10 (wet arterial), 0.25 (extreme, wet arterial).</w:t>
       </w:r>
     </w:p>
     <w:p>
@@ -1219,7 +1219,7 @@
           <w:color w:val="2E4B73"/>
           <w:sz w:val="19"/>
         </w:rPr>
-        <w:t>w053</w:t>
+        <w:t>w030</w:t>
       </w:r>
       <w:r>
         <w:rPr>
@@ -1239,7 +1239,7 @@
           <w:color w:val="2E4B73"/>
           <w:sz w:val="19"/>
         </w:rPr>
-        <w:t>w063</w:t>
+        <w:t>w075</w:t>
       </w:r>
       <w:r>
         <w:rPr>
@@ -1259,7 +1259,7 @@
           <w:color w:val="2E4B73"/>
           <w:sz w:val="19"/>
         </w:rPr>
-        <w:t>w074</w:t>
+        <w:t>w100</w:t>
       </w:r>
       <w:r>
         <w:rPr>
@@ -1488,7 +1488,7 @@
           <w:color w:val="1F2933"/>
           <w:sz w:val="22"/>
         </w:rPr>
-        <w:t xml:space="preserve">Same check at s = 0.074: theory 73 s, measured about </w:t>
+        <w:t xml:space="preserve">Same check at s = 0.075: driving-only 74 s, measured about </w:t>
       </w:r>
       <w:r>
         <w:rPr>
@@ -1498,7 +1498,7 @@
           <w:color w:val="1F2933"/>
           <w:sz w:val="22"/>
         </w:rPr>
-        <w:t>76 s</w:t>
+        <w:t>80 s</w:t>
       </w:r>
       <w:r>
         <w:rPr>
@@ -1508,7 +1508,27 @@
           <w:color w:val="1F2933"/>
           <w:sz w:val="22"/>
         </w:rPr>
-        <w:t>. Pass: between 70 and 82 s longer.</w:t>
+        <w:t xml:space="preserve">. Pass: between 72 and 86 s longer. At s = 0.10: driving-only 101 s, measured about </w:t>
+      </w:r>
+      <w:r>
+        <w:rPr>
+          <w:rFonts w:ascii="Calibri" w:hAnsi="Calibri" w:cs="Calibri" w:eastAsia="Calibri"/>
+          <w:b/>
+          <w:i w:val="0"/>
+          <w:color w:val="1F2933"/>
+          <w:sz w:val="22"/>
+        </w:rPr>
+        <w:t>108 s</w:t>
+      </w:r>
+      <w:r>
+        <w:rPr>
+          <w:rFonts w:ascii="Calibri" w:hAnsi="Calibri" w:cs="Calibri" w:eastAsia="Calibri"/>
+          <w:b w:val="0"/>
+          <w:i w:val="0"/>
+          <w:color w:val="1F2933"/>
+          <w:sz w:val="22"/>
+        </w:rPr>
+        <w:t>. Pass: between 98 and 116 s.</w:t>
       </w:r>
     </w:p>
     <w:p>
@@ -1756,7 +1776,7 @@
                 <w:color w:val="1F2933"/>
                 <w:sz w:val="18"/>
               </w:rPr>
-              <w:t>w053, w063, w074, w250</w:t>
+              <w:t>w030, w075, w100, w250</w:t>
             </w:r>
           </w:p>
         </w:tc>
@@ -2213,7 +2233,7 @@
           <w:color w:val="1F2933"/>
           <w:sz w:val="22"/>
         </w:rPr>
-        <w:t>Is the jump from 7.4% to 25% a bigger change for CV or for travel time? Why?</w:t>
+        <w:t>Is the jump from 10% to 25% a bigger change for CV or for travel time? Why?</w:t>
       </w:r>
     </w:p>
     <w:p>
@@ -2581,7 +2601,7 @@
                 <w:color w:val="1F2933"/>
                 <w:sz w:val="18"/>
               </w:rPr>
-              <w:t>Mejia &amp; Sigua 2018, TSSP (NLEX)</w:t>
+              <w:t>FHWA 2006 (Hranac et al.), FHWA-HOP-07-073</w:t>
             </w:r>
           </w:p>
         </w:tc>
@@ -2611,7 +2631,7 @@
                 <w:color w:val="1F2933"/>
                 <w:sz w:val="18"/>
               </w:rPr>
-              <w:t>Light / moderate / heavy rain: −5.3 / −6.3 / −7.4% average speed</w:t>
+              <w:t>Light rain: free-flow speed −2 to −3.6%; heavy rain (~1.6 cm/h): −6 to −9% (Baltimore, Twin Cities, Seattle)</w:t>
             </w:r>
           </w:p>
         </w:tc>
@@ -2641,7 +2661,7 @@
                 <w:color w:val="1F2933"/>
                 <w:sz w:val="18"/>
               </w:rPr>
-              <w:t>p.15</w:t>
+              <w:t>p.5-17</w:t>
             </w:r>
           </w:p>
         </w:tc>
@@ -2673,7 +2693,7 @@
                 <w:color w:val="1F2933"/>
                 <w:sz w:val="18"/>
               </w:rPr>
-              <w:t>Ji et al. 2024, IJGI 13:50</w:t>
+              <w:t>FHWA Road Weather Management, “How Do Weather Events Affect Roads?”</w:t>
             </w:r>
           </w:p>
         </w:tc>
@@ -2703,7 +2723,7 @@
                 <w:color w:val="1F2933"/>
                 <w:sz w:val="18"/>
               </w:rPr>
-              <w:t>Typhoon rainstorm: about −25% bus speed</w:t>
+              <w:t>Arterials: speed drops 10–25% on wet pavement</w:t>
             </w:r>
           </w:p>
         </w:tc>
@@ -2733,7 +2753,7 @@
                 <w:color w:val="1F2933"/>
                 <w:sz w:val="18"/>
               </w:rPr>
-              <w:t>p.11</w:t>
+              <w:t>web page</w:t>
             </w:r>
           </w:p>
         </w:tc>
@@ -2765,7 +2785,7 @@
                 <w:color w:val="1F2933"/>
                 <w:sz w:val="18"/>
               </w:rPr>
-              <w:t>Sun et al. 2025, Promet 37(1)</w:t>
+              <w:t>Wang &amp; Sun 2023, IEEE T-ITS 24(4)</w:t>
             </w:r>
           </w:p>
         </w:tc>
@@ -2795,7 +2815,7 @@
                 <w:color w:val="1F2933"/>
                 <w:sz w:val="18"/>
               </w:rPr>
-              <w:t>Rain lengthens dwell, but no usable number (why we leave dwell alone)</w:t>
+              <w:t>Bus MARL: one speed-scaling factor per run, randomised in training</w:t>
             </w:r>
           </w:p>
         </w:tc>
@@ -2825,7 +2845,7 @@
                 <w:color w:val="1F2933"/>
                 <w:sz w:val="18"/>
               </w:rPr>
-              <w:t>pp.6–8</w:t>
+              <w:t>p.9</w:t>
             </w:r>
           </w:p>
         </w:tc>
@@ -2857,7 +2877,7 @@
                 <w:color w:val="1F2933"/>
                 <w:sz w:val="18"/>
               </w:rPr>
-              <w:t>Sargent 2010, Winter Simulation Conf.</w:t>
+              <w:t>Turnau et al. 2025 (arXiv 2507.15174); Da et al. 2023 (IEEE CDC)</w:t>
             </w:r>
           </w:p>
         </w:tc>
@@ -2887,6 +2907,98 @@
                 <w:color w:val="1F2933"/>
                 <w:sz w:val="18"/>
               </w:rPr>
+              <w:t>RL weather = one set of rain settings applied to all vehicles</w:t>
+            </w:r>
+          </w:p>
+        </w:tc>
+        <w:tc>
+          <w:tcPr>
+            <w:tcW w:type="dxa" w:w="3120"/>
+            <w:tcW w:type="dxa" w:w="1500"/>
+            <w:shd w:val="clear" w:color="auto" w:fill="EEF2F8"/>
+            <w:tcMar>
+              <w:top w:type="dxa" w:w="40"/>
+              <w:left w:type="dxa" w:w="90"/>
+              <w:bottom w:type="dxa" w:w="40"/>
+              <w:right w:type="dxa" w:w="90"/>
+            </w:tcMar>
+            <w:vAlign w:val="center"/>
+          </w:tcPr>
+          <w:p>
+            <w:pPr>
+              <w:jc w:val="left"/>
+              <w:spacing w:after="0" w:line="240" w:lineRule="auto"/>
+            </w:pPr>
+            <w:r>
+              <w:rPr>
+                <w:rFonts w:ascii="Calibri" w:hAnsi="Calibri" w:cs="Calibri" w:eastAsia="Calibri"/>
+                <w:b w:val="0"/>
+                <w:i w:val="0"/>
+                <w:color w:val="1F2933"/>
+                <w:sz w:val="18"/>
+              </w:rPr>
+              <w:t>p.8, Table 5; Table I</w:t>
+            </w:r>
+          </w:p>
+        </w:tc>
+      </w:tr>
+      <w:tr>
+        <w:tc>
+          <w:tcPr>
+            <w:tcW w:type="dxa" w:w="3120"/>
+            <w:tcW w:type="dxa" w:w="3000"/>
+            <w:shd w:val="clear" w:color="auto" w:fill="FFFFFF"/>
+            <w:tcMar>
+              <w:top w:type="dxa" w:w="40"/>
+              <w:left w:type="dxa" w:w="90"/>
+              <w:bottom w:type="dxa" w:w="40"/>
+              <w:right w:type="dxa" w:w="90"/>
+            </w:tcMar>
+            <w:vAlign w:val="center"/>
+          </w:tcPr>
+          <w:p>
+            <w:pPr>
+              <w:jc w:val="left"/>
+              <w:spacing w:after="0" w:line="240" w:lineRule="auto"/>
+            </w:pPr>
+            <w:r>
+              <w:rPr>
+                <w:rFonts w:ascii="Calibri" w:hAnsi="Calibri" w:cs="Calibri" w:eastAsia="Calibri"/>
+                <w:b w:val="0"/>
+                <w:i w:val="0"/>
+                <w:color w:val="1F2933"/>
+                <w:sz w:val="18"/>
+              </w:rPr>
+              <w:t>Sargent 2010, Winter Simulation Conf.</w:t>
+            </w:r>
+          </w:p>
+        </w:tc>
+        <w:tc>
+          <w:tcPr>
+            <w:tcW w:type="dxa" w:w="3120"/>
+            <w:tcW w:type="dxa" w:w="4860"/>
+            <w:shd w:val="clear" w:color="auto" w:fill="FFFFFF"/>
+            <w:tcMar>
+              <w:top w:type="dxa" w:w="40"/>
+              <w:left w:type="dxa" w:w="90"/>
+              <w:bottom w:type="dxa" w:w="40"/>
+              <w:right w:type="dxa" w:w="90"/>
+            </w:tcMar>
+            <w:vAlign w:val="center"/>
+          </w:tcPr>
+          <w:p>
+            <w:pPr>
+              <w:jc w:val="left"/>
+              <w:spacing w:after="0" w:line="240" w:lineRule="auto"/>
+            </w:pPr>
+            <w:r>
+              <w:rPr>
+                <w:rFonts w:ascii="Calibri" w:hAnsi="Calibri" w:cs="Calibri" w:eastAsia="Calibri"/>
+                <w:b w:val="0"/>
+                <w:i w:val="0"/>
+                <w:color w:val="1F2933"/>
+                <w:sz w:val="18"/>
+              </w:rPr>
               <w:t>Verification: degenerate and extreme-condition tests, traces</w:t>
             </w:r>
           </w:p>
@@ -2895,7 +3007,7 @@
           <w:tcPr>
             <w:tcW w:type="dxa" w:w="3120"/>
             <w:tcW w:type="dxa" w:w="1500"/>
-            <w:shd w:val="clear" w:color="auto" w:fill="EEF2F8"/>
+            <w:shd w:val="clear" w:color="auto" w:fill="FFFFFF"/>
             <w:tcMar>
               <w:top w:type="dxa" w:w="40"/>
               <w:left w:type="dxa" w:w="90"/>

--- a/docs/msa3_member_guides/3_Lopez_Weather/B3_Guide_Weather_Lopez.docx
+++ b/docs/msa3_member_guides/3_Lopez_Weather/B3_Guide_Weather_Lopez.docx
@@ -224,6 +224,92 @@
           <w:color w:val="1F2933"/>
           <w:sz w:val="22"/>
         </w:rPr>
+        <w:t xml:space="preserve">Check your versions: </w:t>
+      </w:r>
+      <w:r>
+        <w:rPr>
+          <w:rFonts w:ascii="Calibri" w:hAnsi="Calibri" w:cs="Calibri" w:eastAsia="Calibri"/>
+          <w:b/>
+          <w:i w:val="0"/>
+          <w:color w:val="1F2933"/>
+          <w:sz w:val="22"/>
+        </w:rPr>
+        <w:t>SUMO 1.27.1</w:t>
+      </w:r>
+      <w:r>
+        <w:rPr>
+          <w:rFonts w:ascii="Calibri" w:hAnsi="Calibri" w:cs="Calibri" w:eastAsia="Calibri"/>
+          <w:b w:val="0"/>
+          <w:i w:val="0"/>
+          <w:color w:val="1F2933"/>
+          <w:sz w:val="22"/>
+        </w:rPr>
+        <w:t xml:space="preserve"> (</w:t>
+      </w:r>
+      <w:r>
+        <w:rPr>
+          <w:rFonts w:ascii="Consolas" w:hAnsi="Consolas" w:cs="Consolas" w:eastAsia="Consolas"/>
+          <w:b w:val="0"/>
+          <w:i w:val="0"/>
+          <w:color w:val="2E4B73"/>
+          <w:sz w:val="19"/>
+        </w:rPr>
+        <w:t>sumo --version</w:t>
+      </w:r>
+      <w:r>
+        <w:rPr>
+          <w:rFonts w:ascii="Calibri" w:hAnsi="Calibri" w:cs="Calibri" w:eastAsia="Calibri"/>
+          <w:b w:val="0"/>
+          <w:i w:val="0"/>
+          <w:color w:val="1F2933"/>
+          <w:sz w:val="22"/>
+        </w:rPr>
+        <w:t xml:space="preserve">), </w:t>
+      </w:r>
+      <w:r>
+        <w:rPr>
+          <w:rFonts w:ascii="Calibri" w:hAnsi="Calibri" w:cs="Calibri" w:eastAsia="Calibri"/>
+          <w:b/>
+          <w:i w:val="0"/>
+          <w:color w:val="1F2933"/>
+          <w:sz w:val="22"/>
+        </w:rPr>
+        <w:t>Python 3.12</w:t>
+      </w:r>
+      <w:r>
+        <w:rPr>
+          <w:rFonts w:ascii="Calibri" w:hAnsi="Calibri" w:cs="Calibri" w:eastAsia="Calibri"/>
+          <w:b w:val="0"/>
+          <w:i w:val="0"/>
+          <w:color w:val="1F2933"/>
+          <w:sz w:val="22"/>
+        </w:rPr>
+        <w:t>, numpy 1.17 or newer. A different SUMO version gives slightly different numbers, so the check below would fail for the wrong reason.</w:t>
+      </w:r>
+    </w:p>
+    <w:p>
+      <w:pPr>
+        <w:spacing w:after="60" w:line="264" w:lineRule="auto"/>
+        <w:ind w:left="461" w:hanging="288"/>
+      </w:pPr>
+      <w:r>
+        <w:rPr>
+          <w:rFonts w:ascii="Calibri" w:hAnsi="Calibri" w:cs="Calibri" w:eastAsia="Calibri"/>
+          <w:b/>
+          <w:i w:val="0"/>
+          <w:color w:val="1F3B63"/>
+          <w:sz w:val="22"/>
+        </w:rPr>
+        <w:t xml:space="preserve">2.  </w:t>
+      </w:r>
+      <w:r>
+        <w:rPr>
+          <w:rFonts w:ascii="Calibri" w:hAnsi="Calibri" w:cs="Calibri" w:eastAsia="Calibri"/>
+          <w:b w:val="0"/>
+          <w:i w:val="0"/>
+          <w:color w:val="1F2933"/>
+          <w:sz w:val="22"/>
+        </w:rPr>
         <w:t xml:space="preserve">Copy the folder </w:t>
       </w:r>
       <w:r>
@@ -260,7 +346,7 @@
           <w:color w:val="1F3B63"/>
           <w:sz w:val="22"/>
         </w:rPr>
-        <w:t xml:space="preserve">2.  </w:t>
+        <w:t xml:space="preserve">3.  </w:t>
       </w:r>
       <w:r>
         <w:rPr>
@@ -326,7 +412,7 @@
           <w:color w:val="1F3B63"/>
           <w:sz w:val="22"/>
         </w:rPr>
-        <w:t xml:space="preserve">3.  </w:t>
+        <w:t xml:space="preserve">4.  </w:t>
       </w:r>
       <w:r>
         <w:rPr>
@@ -430,7 +516,7 @@
           <w:color w:val="1F2933"/>
           <w:sz w:val="21"/>
         </w:rPr>
-        <w:t xml:space="preserve"> 353.8 / 352.5 / 348.1. If not, your copy is not the shared build. Stop and tell Jared.</w:t>
+        <w:t xml:space="preserve"> 353.8 / 352.5 / 348.1 (within 0.001 for CV and 0.1 s for wait). If not, first check that you have SUMO 1.27.1; if you do, your copy is not the shared build. Stop and tell Jared.</w:t>
       </w:r>
     </w:p>
     <w:p>
@@ -2124,6 +2210,177 @@
     </w:p>
     <w:p>
       <w:pPr>
+        <w:pStyle w:val="Heading2"/>
+        <w:spacing w:before="220" w:after="30"/>
+      </w:pPr>
+      <w:r>
+        <w:rPr>
+          <w:rFonts w:ascii="Calibri Light" w:hAnsi="Calibri Light" w:cs="Calibri Light" w:eastAsia="Calibri Light"/>
+          <w:b/>
+          <w:i w:val="0"/>
+          <w:color w:val="1F3B63"/>
+          <w:sz w:val="26"/>
+        </w:rPr>
+        <w:t>Also make one time-space diagram (the workplan asks for these)</w:t>
+      </w:r>
+    </w:p>
+    <w:p>
+      <w:pPr>
+        <w:spacing w:after="140" w:line="276" w:lineRule="auto"/>
+      </w:pPr>
+      <w:r>
+        <w:rPr>
+          <w:rFonts w:ascii="Calibri" w:hAnsi="Calibri" w:cs="Calibri" w:eastAsia="Calibri"/>
+          <w:b w:val="0"/>
+          <w:i w:val="0"/>
+          <w:color w:val="1F2933"/>
+          <w:sz w:val="22"/>
+        </w:rPr>
+        <w:t xml:space="preserve">Take your clean check run (the one with known answers) and run it twice: once with NC and once with EH. </w:t>
+      </w:r>
+      <w:r>
+        <w:rPr>
+          <w:rFonts w:ascii="Consolas" w:hAnsi="Consolas" w:cs="Consolas" w:eastAsia="Consolas"/>
+          <w:b w:val="0"/>
+          <w:i w:val="0"/>
+          <w:color w:val="2E4B73"/>
+          <w:sz w:val="19"/>
+        </w:rPr>
+        <w:t>simulate()</w:t>
+      </w:r>
+      <w:r>
+        <w:rPr>
+          <w:rFonts w:ascii="Calibri" w:hAnsi="Calibri" w:cs="Calibri" w:eastAsia="Calibri"/>
+          <w:b w:val="0"/>
+          <w:i w:val="0"/>
+          <w:color w:val="1F2933"/>
+          <w:sz w:val="22"/>
+        </w:rPr>
+        <w:t xml:space="preserve"> returns </w:t>
+      </w:r>
+      <w:r>
+        <w:rPr>
+          <w:rFonts w:ascii="Consolas" w:hAnsi="Consolas" w:cs="Consolas" w:eastAsia="Consolas"/>
+          <w:b w:val="0"/>
+          <w:i w:val="0"/>
+          <w:color w:val="2E4B73"/>
+          <w:sz w:val="19"/>
+        </w:rPr>
+        <w:t>records</w:t>
+      </w:r>
+      <w:r>
+        <w:rPr>
+          <w:rFonts w:ascii="Calibri" w:hAnsi="Calibri" w:cs="Calibri" w:eastAsia="Calibri"/>
+          <w:b w:val="0"/>
+          <w:i w:val="0"/>
+          <w:color w:val="1F2933"/>
+          <w:sz w:val="22"/>
+        </w:rPr>
+        <w:t xml:space="preserve">: one row per bus per stop with </w:t>
+      </w:r>
+      <w:r>
+        <w:rPr>
+          <w:rFonts w:ascii="Consolas" w:hAnsi="Consolas" w:cs="Consolas" w:eastAsia="Consolas"/>
+          <w:b w:val="0"/>
+          <w:i w:val="0"/>
+          <w:color w:val="2E4B73"/>
+          <w:sz w:val="19"/>
+        </w:rPr>
+        <w:t>bus</w:t>
+      </w:r>
+      <w:r>
+        <w:rPr>
+          <w:rFonts w:ascii="Calibri" w:hAnsi="Calibri" w:cs="Calibri" w:eastAsia="Calibri"/>
+          <w:b w:val="0"/>
+          <w:i w:val="0"/>
+          <w:color w:val="1F2933"/>
+          <w:sz w:val="22"/>
+        </w:rPr>
+        <w:t xml:space="preserve">, </w:t>
+      </w:r>
+      <w:r>
+        <w:rPr>
+          <w:rFonts w:ascii="Consolas" w:hAnsi="Consolas" w:cs="Consolas" w:eastAsia="Consolas"/>
+          <w:b w:val="0"/>
+          <w:i w:val="0"/>
+          <w:color w:val="2E4B73"/>
+          <w:sz w:val="19"/>
+        </w:rPr>
+        <w:t>stop</w:t>
+      </w:r>
+      <w:r>
+        <w:rPr>
+          <w:rFonts w:ascii="Calibri" w:hAnsi="Calibri" w:cs="Calibri" w:eastAsia="Calibri"/>
+          <w:b w:val="0"/>
+          <w:i w:val="0"/>
+          <w:color w:val="1F2933"/>
+          <w:sz w:val="22"/>
+        </w:rPr>
+        <w:t xml:space="preserve"> and </w:t>
+      </w:r>
+      <w:r>
+        <w:rPr>
+          <w:rFonts w:ascii="Consolas" w:hAnsi="Consolas" w:cs="Consolas" w:eastAsia="Consolas"/>
+          <w:b w:val="0"/>
+          <w:i w:val="0"/>
+          <w:color w:val="2E4B73"/>
+          <w:sz w:val="19"/>
+        </w:rPr>
+        <w:t>arrive_s</w:t>
+      </w:r>
+      <w:r>
+        <w:rPr>
+          <w:rFonts w:ascii="Calibri" w:hAnsi="Calibri" w:cs="Calibri" w:eastAsia="Calibri"/>
+          <w:b w:val="0"/>
+          <w:i w:val="0"/>
+          <w:color w:val="1F2933"/>
+          <w:sz w:val="22"/>
+        </w:rPr>
+        <w:t xml:space="preserve">. Plot time (x) against stop (y), one line per bus, NC on the left and EH on the right, and save it as </w:t>
+      </w:r>
+      <w:r>
+        <w:rPr>
+          <w:rFonts w:ascii="Consolas" w:hAnsi="Consolas" w:cs="Consolas" w:eastAsia="Consolas"/>
+          <w:b w:val="0"/>
+          <w:i w:val="0"/>
+          <w:color w:val="2E4B73"/>
+          <w:sz w:val="19"/>
+        </w:rPr>
+        <w:t>results/time_space.png</w:t>
+      </w:r>
+      <w:r>
+        <w:rPr>
+          <w:rFonts w:ascii="Calibri" w:hAnsi="Calibri" w:cs="Calibri" w:eastAsia="Calibri"/>
+          <w:b w:val="0"/>
+          <w:i w:val="0"/>
+          <w:color w:val="1F2933"/>
+          <w:sz w:val="22"/>
+        </w:rPr>
+        <w:t xml:space="preserve">. Mark where your disturbance starts. In </w:t>
+      </w:r>
+      <w:r>
+        <w:rPr>
+          <w:rFonts w:ascii="Consolas" w:hAnsi="Consolas" w:cs="Consolas" w:eastAsia="Consolas"/>
+          <w:b w:val="0"/>
+          <w:i w:val="0"/>
+          <w:color w:val="2E4B73"/>
+          <w:sz w:val="19"/>
+        </w:rPr>
+        <w:t>notes.md</w:t>
+      </w:r>
+      <w:r>
+        <w:rPr>
+          <w:rFonts w:ascii="Calibri" w:hAnsi="Calibri" w:cs="Calibri" w:eastAsia="Calibri"/>
+          <w:b w:val="0"/>
+          <w:i w:val="0"/>
+          <w:color w:val="1F2933"/>
+          <w:sz w:val="22"/>
+        </w:rPr>
+        <w:t>, explain in two sentences what the picture shows.</w:t>
+      </w:r>
+    </w:p>
+    <w:p>
+      <w:pPr>
         <w:pStyle w:val="Heading1"/>
         <w:spacing w:before="320" w:after="120"/>
       </w:pPr>
@@ -2363,6 +2620,26 @@
           <w:sz w:val="19"/>
         </w:rPr>
         <w:t>results/</w:t>
+      </w:r>
+      <w:r>
+        <w:rPr>
+          <w:rFonts w:ascii="Calibri" w:hAnsi="Calibri" w:cs="Calibri" w:eastAsia="Calibri"/>
+          <w:b w:val="0"/>
+          <w:i w:val="0"/>
+          <w:color w:val="1F2933"/>
+          <w:sz w:val="22"/>
+        </w:rPr>
+        <w:t xml:space="preserve"> with both CSVs and </w:t>
+      </w:r>
+      <w:r>
+        <w:rPr>
+          <w:rFonts w:ascii="Consolas" w:hAnsi="Consolas" w:cs="Consolas" w:eastAsia="Consolas"/>
+          <w:b w:val="0"/>
+          <w:i w:val="0"/>
+          <w:color w:val="2E4B73"/>
+          <w:sz w:val="19"/>
+        </w:rPr>
+        <w:t>time_space.png</w:t>
       </w:r>
       <w:r>
         <w:rPr>
